--- a/day10/Документ Microsoft Word.docx
+++ b/day10/Документ Microsoft Word.docx
@@ -4,506 +4,694 @@
   <w:body>
     <w:p>
       <w:pPr>
-        <w:pStyle w:val="HTML"/>
-        <w:wordWrap w:val="0"/>
-        <w:spacing w:line="330" w:lineRule="atLeast"/>
         <w:jc w:val="center"/>
         <w:rPr>
-          <w:rFonts w:ascii="Times New Roman" w:hAnsi="Times New Roman" w:cs="Times New Roman"/>
-          <w:color w:val="0F1115"/>
-        </w:rPr>
-      </w:pPr>
-      <w:r>
-        <w:rPr>
-          <w:rFonts w:ascii="Times New Roman" w:hAnsi="Times New Roman" w:cs="Times New Roman"/>
-          <w:color w:val="0F1115"/>
-        </w:rPr>
-        <w:t xml:space="preserve">МИНИСТЕРСТВО ОБРАЗОВАНИЯ И НАУКИ </w:t>
-      </w:r>
-      <w:proofErr w:type="spellStart"/>
-      <w:r>
-        <w:rPr>
-          <w:rFonts w:ascii="Times New Roman" w:hAnsi="Times New Roman" w:cs="Times New Roman"/>
-          <w:color w:val="0F1115"/>
-        </w:rPr>
-        <w:t>рф</w:t>
-      </w:r>
-      <w:proofErr w:type="spellEnd"/>
-    </w:p>
-    <w:p>
-      <w:pPr>
-        <w:keepNext/>
-        <w:keepLines/>
-        <w:spacing w:after="58" w:line="360" w:lineRule="auto"/>
-        <w:ind w:left="10" w:right="96" w:hanging="10"/>
-        <w:jc w:val="center"/>
-        <w:outlineLvl w:val="0"/>
-        <w:rPr>
-          <w:rFonts w:eastAsia="Times New Roman" w:cs="Times New Roman"/>
-          <w:color w:val="000000"/>
-          <w:sz w:val="20"/>
-          <w:lang w:eastAsia="ru-RU"/>
-        </w:rPr>
-      </w:pPr>
-      <w:bookmarkStart w:id="0" w:name="_Toc232077744"/>
-      <w:r>
-        <w:rPr>
-          <w:rFonts w:eastAsia="Times New Roman" w:cs="Times New Roman"/>
-          <w:color w:val="000000"/>
-          <w:sz w:val="20"/>
-          <w:lang w:eastAsia="ru-RU"/>
-        </w:rPr>
-        <w:t>МИНИСТЕРСТВО ЛЕСНОГО ХОЗЯЙСТВА И ОХРАНЫ ОБЪЕКТОВ ЖИВОТНОГО МИРА НИЖЕГОРОДСКОЙ ОБЛАСТИ</w:t>
-      </w:r>
-      <w:bookmarkEnd w:id="0"/>
-    </w:p>
-    <w:p>
-      <w:pPr>
-        <w:spacing w:after="30" w:line="360" w:lineRule="auto"/>
-        <w:ind w:right="490" w:firstLine="336"/>
-        <w:jc w:val="center"/>
-        <w:rPr>
-          <w:rFonts w:eastAsia="Calibri" w:cs="Times New Roman"/>
-        </w:rPr>
-      </w:pPr>
-      <w:r>
-        <w:rPr>
-          <w:rFonts w:eastAsia="Times New Roman" w:cs="Times New Roman"/>
-          <w:sz w:val="26"/>
-        </w:rPr>
-        <w:t>Государственное бюджетное профессиональное образовательное учреждение Нижегородской области</w:t>
-      </w:r>
-    </w:p>
-    <w:p>
-      <w:pPr>
-        <w:spacing w:after="12" w:line="360" w:lineRule="auto"/>
-        <w:ind w:left="800" w:right="857" w:hanging="10"/>
-        <w:jc w:val="center"/>
-        <w:rPr>
-          <w:rFonts w:eastAsia="Calibri" w:cs="Times New Roman"/>
-        </w:rPr>
-      </w:pPr>
-      <w:r>
-        <w:rPr>
-          <w:rFonts w:eastAsia="Times New Roman" w:cs="Times New Roman"/>
-          <w:sz w:val="30"/>
-        </w:rPr>
-        <w:t>«КРАСНОБАКОВСКИЙ ЛЕСНОЙ КОЛЛЕДЖ»</w:t>
-      </w:r>
-    </w:p>
-    <w:p>
-      <w:pPr>
-        <w:spacing w:after="369" w:line="360" w:lineRule="auto"/>
-        <w:ind w:left="10" w:right="82" w:hanging="10"/>
-        <w:jc w:val="center"/>
-        <w:rPr>
-          <w:rFonts w:eastAsia="Times New Roman" w:cs="Times New Roman"/>
-        </w:rPr>
-      </w:pPr>
-      <w:r>
-        <w:rPr>
-          <w:rFonts w:eastAsia="Times New Roman" w:cs="Times New Roman"/>
-          <w:sz w:val="24"/>
-        </w:rPr>
-        <w:t>(ГБПОУ НО «КБЛК»)</w:t>
-      </w:r>
-    </w:p>
-    <w:p>
-      <w:pPr>
-        <w:spacing w:after="369" w:line="360" w:lineRule="auto"/>
-        <w:ind w:left="10" w:right="82" w:hanging="10"/>
-        <w:jc w:val="center"/>
-        <w:rPr>
-          <w:rFonts w:cs="Times New Roman"/>
-          <w:color w:val="0F1115"/>
-        </w:rPr>
-      </w:pPr>
-    </w:p>
-    <w:p>
-      <w:pPr>
-        <w:spacing w:after="369" w:line="360" w:lineRule="auto"/>
-        <w:ind w:left="10" w:right="82" w:hanging="10"/>
-        <w:jc w:val="right"/>
-        <w:rPr>
-          <w:rFonts w:cs="Times New Roman"/>
-          <w:color w:val="0F1115"/>
-        </w:rPr>
-      </w:pPr>
-      <w:r>
-        <w:rPr>
-          <w:rFonts w:cs="Times New Roman"/>
-          <w:color w:val="0F1115"/>
-        </w:rPr>
-        <w:t>Преподаватель</w:t>
-      </w:r>
-    </w:p>
-    <w:p>
-      <w:pPr>
-        <w:spacing w:after="369" w:line="360" w:lineRule="auto"/>
-        <w:ind w:left="10" w:right="82" w:hanging="10"/>
-        <w:jc w:val="right"/>
-        <w:rPr>
-          <w:rFonts w:cs="Times New Roman"/>
-          <w:color w:val="0F1115"/>
-        </w:rPr>
-      </w:pPr>
-      <w:r>
-        <w:rPr>
-          <w:rFonts w:cs="Times New Roman"/>
-          <w:color w:val="0F1115"/>
-        </w:rPr>
-        <w:t>_____________подпись</w:t>
-      </w:r>
-    </w:p>
-    <w:p>
-      <w:pPr>
-        <w:spacing w:after="369" w:line="360" w:lineRule="auto"/>
-        <w:ind w:left="10" w:right="82" w:hanging="10"/>
-        <w:jc w:val="right"/>
-        <w:rPr>
-          <w:rFonts w:cs="Times New Roman"/>
-          <w:color w:val="0F1115"/>
-        </w:rPr>
-      </w:pPr>
-      <w:r>
-        <w:rPr>
-          <w:rFonts w:cs="Times New Roman"/>
-          <w:color w:val="0F1115"/>
-        </w:rPr>
-        <w:t>«___» ______ 2026 г.</w:t>
-      </w:r>
-    </w:p>
-    <w:p>
-      <w:pPr>
-        <w:pStyle w:val="HTML"/>
-        <w:wordWrap w:val="0"/>
-        <w:spacing w:line="330" w:lineRule="atLeast"/>
-        <w:jc w:val="center"/>
-        <w:rPr>
-          <w:rFonts w:ascii="Times New Roman" w:hAnsi="Times New Roman" w:cs="Times New Roman"/>
+          <w:rFonts w:cs="Times New Roman"/>
           <w:b/>
           <w:bCs/>
-          <w:color w:val="0F1115"/>
-          <w:sz w:val="28"/>
-          <w:szCs w:val="28"/>
-        </w:rPr>
-      </w:pPr>
-      <w:r>
-        <w:rPr>
-          <w:rFonts w:ascii="Times New Roman" w:hAnsi="Times New Roman" w:cs="Times New Roman"/>
+          <w:sz w:val="22"/>
+          <w:szCs w:val="20"/>
+        </w:rPr>
+      </w:pPr>
+      <w:r>
+        <w:rPr>
+          <w:rFonts w:cs="Times New Roman"/>
           <w:b/>
           <w:bCs/>
-          <w:color w:val="0F1115"/>
-          <w:sz w:val="28"/>
-          <w:szCs w:val="28"/>
-        </w:rPr>
-        <w:t>Система управления умным домом</w:t>
-      </w:r>
-    </w:p>
-    <w:p>
-      <w:pPr>
-        <w:pStyle w:val="HTML"/>
-        <w:wordWrap w:val="0"/>
-        <w:spacing w:line="330" w:lineRule="atLeast"/>
-        <w:jc w:val="center"/>
-        <w:rPr>
-          <w:rFonts w:ascii="Times New Roman" w:hAnsi="Times New Roman" w:cs="Times New Roman"/>
-          <w:color w:val="0F1115"/>
-        </w:rPr>
-      </w:pPr>
-      <w:r>
-        <w:rPr>
-          <w:rFonts w:ascii="Times New Roman" w:hAnsi="Times New Roman" w:cs="Times New Roman"/>
-          <w:color w:val="0F1115"/>
-        </w:rPr>
-        <w:t>ТЕХНИЧЕСКОЕ ЗАДАНИЕ</w:t>
-      </w:r>
-    </w:p>
-    <w:p>
-      <w:pPr>
-        <w:rPr>
-          <w:rFonts w:cs="Times New Roman"/>
-        </w:rPr>
-      </w:pPr>
-    </w:p>
-    <w:p>
-      <w:pPr>
-        <w:pStyle w:val="HTML"/>
-        <w:wordWrap w:val="0"/>
-        <w:spacing w:line="330" w:lineRule="atLeast"/>
-        <w:rPr>
-          <w:rFonts w:ascii="Times New Roman" w:hAnsi="Times New Roman" w:cs="Times New Roman"/>
-          <w:color w:val="0F1115"/>
-        </w:rPr>
-      </w:pPr>
-      <w:r>
-        <w:rPr>
-          <w:rFonts w:ascii="Times New Roman" w:hAnsi="Times New Roman" w:cs="Times New Roman"/>
-          <w:color w:val="0F1115"/>
-        </w:rPr>
-        <w:t>Обозначение документа: АВТО.00001-01 01 ТЗ</w:t>
-      </w:r>
-    </w:p>
-    <w:p>
-      <w:pPr>
-        <w:rPr>
-          <w:rFonts w:cs="Times New Roman"/>
-        </w:rPr>
-      </w:pPr>
-    </w:p>
-    <w:p>
-      <w:pPr>
-        <w:pStyle w:val="HTML"/>
-        <w:wordWrap w:val="0"/>
-        <w:spacing w:line="330" w:lineRule="atLeast"/>
-        <w:jc w:val="right"/>
-        <w:rPr>
-          <w:rFonts w:ascii="Times New Roman" w:hAnsi="Times New Roman" w:cs="Times New Roman"/>
-          <w:color w:val="0F1115"/>
-        </w:rPr>
-      </w:pPr>
-    </w:p>
-    <w:p>
-      <w:pPr>
-        <w:pStyle w:val="HTML"/>
-        <w:wordWrap w:val="0"/>
-        <w:spacing w:line="330" w:lineRule="atLeast"/>
-        <w:jc w:val="right"/>
-        <w:rPr>
-          <w:rFonts w:ascii="Times New Roman" w:hAnsi="Times New Roman" w:cs="Times New Roman"/>
-          <w:color w:val="0F1115"/>
-        </w:rPr>
-      </w:pPr>
-    </w:p>
-    <w:p>
-      <w:pPr>
-        <w:pStyle w:val="HTML"/>
-        <w:wordWrap w:val="0"/>
-        <w:spacing w:line="330" w:lineRule="atLeast"/>
-        <w:jc w:val="right"/>
-        <w:rPr>
-          <w:rFonts w:ascii="Times New Roman" w:hAnsi="Times New Roman" w:cs="Times New Roman"/>
-          <w:color w:val="0F1115"/>
-        </w:rPr>
-      </w:pPr>
-    </w:p>
-    <w:p>
-      <w:pPr>
-        <w:pStyle w:val="HTML"/>
-        <w:wordWrap w:val="0"/>
-        <w:spacing w:line="330" w:lineRule="atLeast"/>
-        <w:jc w:val="center"/>
-        <w:rPr>
-          <w:rFonts w:ascii="Times New Roman" w:hAnsi="Times New Roman" w:cs="Times New Roman"/>
-          <w:color w:val="0F1115"/>
-        </w:rPr>
-      </w:pPr>
-      <w:r>
-        <w:rPr>
-          <w:rFonts w:ascii="Times New Roman" w:hAnsi="Times New Roman" w:cs="Times New Roman"/>
-          <w:color w:val="0F1115"/>
-        </w:rPr>
-        <w:t xml:space="preserve">                                   </w:t>
-      </w:r>
-      <w:r>
-        <w:rPr>
-          <w:rFonts w:ascii="Times New Roman" w:hAnsi="Times New Roman" w:cs="Times New Roman"/>
-          <w:color w:val="0F1115"/>
-        </w:rPr>
-        <w:t xml:space="preserve">                                                                  Р</w:t>
-      </w:r>
-      <w:r>
-        <w:rPr>
-          <w:rFonts w:ascii="Times New Roman" w:hAnsi="Times New Roman" w:cs="Times New Roman"/>
-          <w:color w:val="0F1115"/>
-        </w:rPr>
-        <w:t>азработчик: студент группы ______ __________</w:t>
-      </w:r>
-    </w:p>
-    <w:p>
-      <w:pPr>
-        <w:pStyle w:val="HTML"/>
-        <w:wordWrap w:val="0"/>
-        <w:spacing w:line="330" w:lineRule="atLeast"/>
-        <w:rPr>
-          <w:rFonts w:ascii="Times New Roman" w:hAnsi="Times New Roman" w:cs="Times New Roman"/>
-          <w:color w:val="0F1115"/>
-        </w:rPr>
-      </w:pPr>
-      <w:r>
-        <w:rPr>
-          <w:rFonts w:ascii="Times New Roman" w:hAnsi="Times New Roman" w:cs="Times New Roman"/>
-          <w:color w:val="0F1115"/>
-        </w:rPr>
-        <w:t xml:space="preserve">                                                              </w:t>
-      </w:r>
-      <w:r>
-        <w:rPr>
-          <w:rFonts w:ascii="Times New Roman" w:hAnsi="Times New Roman" w:cs="Times New Roman"/>
-          <w:color w:val="0F1115"/>
-        </w:rPr>
-        <w:t xml:space="preserve">                                                                                  </w:t>
-      </w:r>
-      <w:r>
-        <w:rPr>
-          <w:rFonts w:ascii="Times New Roman" w:hAnsi="Times New Roman" w:cs="Times New Roman"/>
-          <w:color w:val="0F1115"/>
-        </w:rPr>
-        <w:t>(группа) (Фамилия И.О.)</w:t>
-      </w:r>
-    </w:p>
-    <w:p>
-      <w:pPr>
-        <w:pStyle w:val="HTML"/>
-        <w:wordWrap w:val="0"/>
-        <w:spacing w:line="330" w:lineRule="atLeast"/>
-        <w:rPr>
-          <w:rFonts w:ascii="Times New Roman" w:hAnsi="Times New Roman" w:cs="Times New Roman"/>
-          <w:color w:val="0F1115"/>
-        </w:rPr>
-      </w:pPr>
-    </w:p>
-    <w:p>
-      <w:pPr>
-        <w:pStyle w:val="HTML"/>
-        <w:wordWrap w:val="0"/>
-        <w:spacing w:line="330" w:lineRule="atLeast"/>
-        <w:rPr>
-          <w:rFonts w:ascii="Times New Roman" w:hAnsi="Times New Roman" w:cs="Times New Roman"/>
-          <w:color w:val="0F1115"/>
-        </w:rPr>
-      </w:pPr>
-      <w:r>
-        <w:rPr>
-          <w:rFonts w:ascii="Times New Roman" w:hAnsi="Times New Roman" w:cs="Times New Roman"/>
-          <w:color w:val="0F1115"/>
-        </w:rPr>
-        <w:t xml:space="preserve">                                       </w:t>
-      </w:r>
-      <w:r>
-        <w:rPr>
-          <w:rFonts w:ascii="Times New Roman" w:hAnsi="Times New Roman" w:cs="Times New Roman"/>
-          <w:color w:val="0F1115"/>
-        </w:rPr>
-        <w:t xml:space="preserve">                                                            </w:t>
-      </w:r>
-      <w:r>
-        <w:rPr>
-          <w:rFonts w:ascii="Times New Roman" w:hAnsi="Times New Roman" w:cs="Times New Roman"/>
-          <w:color w:val="0F1115"/>
-        </w:rPr>
-        <w:t>Руководитель: преподаватель __________________</w:t>
-      </w:r>
-    </w:p>
-    <w:p>
-      <w:pPr>
-        <w:pStyle w:val="HTML"/>
-        <w:wordWrap w:val="0"/>
-        <w:spacing w:line="330" w:lineRule="atLeast"/>
-        <w:rPr>
-          <w:rFonts w:ascii="Times New Roman" w:hAnsi="Times New Roman" w:cs="Times New Roman"/>
-          <w:color w:val="0F1115"/>
-        </w:rPr>
-      </w:pPr>
-      <w:r>
-        <w:rPr>
-          <w:rFonts w:ascii="Times New Roman" w:hAnsi="Times New Roman" w:cs="Times New Roman"/>
-          <w:color w:val="0F1115"/>
-        </w:rPr>
-        <w:t xml:space="preserve">                                                                     </w:t>
-      </w:r>
-      <w:r>
-        <w:rPr>
-          <w:rFonts w:ascii="Times New Roman" w:hAnsi="Times New Roman" w:cs="Times New Roman"/>
-          <w:color w:val="0F1115"/>
-        </w:rPr>
-        <w:t xml:space="preserve">                                                                                   </w:t>
-      </w:r>
-      <w:r>
-        <w:rPr>
-          <w:rFonts w:ascii="Times New Roman" w:hAnsi="Times New Roman" w:cs="Times New Roman"/>
-          <w:color w:val="0F1115"/>
-        </w:rPr>
-        <w:t xml:space="preserve">(Фамилия И.О.) </w:t>
-      </w:r>
-    </w:p>
-    <w:p>
-      <w:pPr>
-        <w:rPr>
-          <w:rFonts w:cs="Times New Roman"/>
-        </w:rPr>
-      </w:pPr>
-    </w:p>
-    <w:p>
-      <w:pPr>
-        <w:rPr>
-          <w:rFonts w:cs="Times New Roman"/>
-        </w:rPr>
-      </w:pPr>
-    </w:p>
-    <w:p>
-      <w:pPr>
-        <w:rPr>
-          <w:rFonts w:cs="Times New Roman"/>
-        </w:rPr>
-      </w:pPr>
-    </w:p>
-    <w:p>
-      <w:pPr>
-        <w:rPr>
-          <w:rFonts w:cs="Times New Roman"/>
           <w:sz w:val="22"/>
           <w:szCs w:val="20"/>
         </w:rPr>
-      </w:pPr>
+        <w:t>МИНИСТЕРСТВО ЛЕСНОГО ХОЗЯЙСТВА И ОХРАНЫ ОБЪЕКТОВ ЖИВОТНОГО МИРА НИЖЕГОРОДСКОЙ ОБЛАСТИ</w:t>
+      </w:r>
     </w:p>
     <w:p>
       <w:pPr>
         <w:jc w:val="center"/>
         <w:rPr>
           <w:rFonts w:cs="Times New Roman"/>
+          <w:b/>
+          <w:bCs/>
           <w:sz w:val="22"/>
           <w:szCs w:val="20"/>
         </w:rPr>
       </w:pPr>
-    </w:p>
-    <w:p>
-      <w:pPr>
-        <w:jc w:val="center"/>
-        <w:rPr>
-          <w:rFonts w:cs="Times New Roman"/>
+      <w:r>
+        <w:rPr>
+          <w:rFonts w:cs="Times New Roman"/>
+          <w:b/>
+          <w:bCs/>
           <w:sz w:val="22"/>
           <w:szCs w:val="20"/>
         </w:rPr>
-      </w:pPr>
-      <w:r>
-        <w:rPr>
-          <w:rFonts w:cs="Times New Roman"/>
+        <w:t>Государственное бюджетное профессиональное образовательное учреждение Нижегородской области</w:t>
+      </w:r>
+    </w:p>
+    <w:p>
+      <w:pPr>
+        <w:jc w:val="center"/>
+        <w:rPr>
+          <w:rFonts w:cs="Times New Roman"/>
+          <w:b/>
+          <w:bCs/>
           <w:sz w:val="22"/>
           <w:szCs w:val="20"/>
         </w:rPr>
-        <w:t>Рп Красные баки 2026г</w:t>
-      </w:r>
-    </w:p>
+      </w:pPr>
+      <w:r>
+        <w:rPr>
+          <w:rFonts w:cs="Times New Roman"/>
+          <w:b/>
+          <w:bCs/>
+          <w:sz w:val="22"/>
+          <w:szCs w:val="20"/>
+        </w:rPr>
+        <w:t>«КРАСНОБАКОВСКИЙ ЛЕСНОЙ КОЛЛЕДЖ»</w:t>
+      </w:r>
+    </w:p>
+    <w:p>
+      <w:pPr>
+        <w:jc w:val="center"/>
+        <w:rPr>
+          <w:rFonts w:cs="Times New Roman"/>
+          <w:b/>
+          <w:bCs/>
+          <w:sz w:val="22"/>
+          <w:szCs w:val="20"/>
+        </w:rPr>
+      </w:pPr>
+      <w:r>
+        <w:rPr>
+          <w:rFonts w:cs="Times New Roman"/>
+          <w:b/>
+          <w:bCs/>
+          <w:sz w:val="22"/>
+          <w:szCs w:val="20"/>
+        </w:rPr>
+        <w:t>(ГБПОУ НО «КБЛК»)</w:t>
+      </w:r>
+    </w:p>
+    <w:p>
+      <w:pPr>
+        <w:jc w:val="center"/>
+        <w:rPr>
+          <w:rFonts w:cs="Times New Roman"/>
+          <w:b/>
+          <w:bCs/>
+          <w:sz w:val="22"/>
+          <w:szCs w:val="20"/>
+        </w:rPr>
+      </w:pPr>
+    </w:p>
+    <w:p>
+      <w:pPr>
+        <w:jc w:val="center"/>
+        <w:rPr>
+          <w:rFonts w:cs="Times New Roman"/>
+          <w:b/>
+          <w:bCs/>
+          <w:sz w:val="22"/>
+          <w:szCs w:val="20"/>
+        </w:rPr>
+      </w:pPr>
+    </w:p>
+    <w:p>
+      <w:pPr>
+        <w:jc w:val="center"/>
+        <w:rPr>
+          <w:rFonts w:cs="Times New Roman"/>
+          <w:b/>
+          <w:bCs/>
+          <w:sz w:val="22"/>
+          <w:szCs w:val="20"/>
+        </w:rPr>
+      </w:pPr>
+    </w:p>
+    <w:p>
+      <w:pPr>
+        <w:jc w:val="center"/>
+        <w:rPr>
+          <w:rFonts w:cs="Times New Roman"/>
+          <w:b/>
+          <w:bCs/>
+          <w:sz w:val="22"/>
+          <w:szCs w:val="20"/>
+        </w:rPr>
+      </w:pPr>
+    </w:p>
+    <w:p>
+      <w:pPr>
+        <w:jc w:val="center"/>
+        <w:rPr>
+          <w:rFonts w:cs="Times New Roman"/>
+          <w:b/>
+          <w:bCs/>
+          <w:sz w:val="22"/>
+          <w:szCs w:val="20"/>
+        </w:rPr>
+      </w:pPr>
+    </w:p>
+    <w:p>
+      <w:pPr>
+        <w:jc w:val="center"/>
+        <w:rPr>
+          <w:rFonts w:cs="Times New Roman"/>
+          <w:b/>
+          <w:bCs/>
+          <w:sz w:val="22"/>
+          <w:szCs w:val="20"/>
+        </w:rPr>
+      </w:pPr>
+    </w:p>
+    <w:p>
+      <w:pPr>
+        <w:jc w:val="center"/>
+        <w:rPr>
+          <w:rFonts w:cs="Times New Roman"/>
+          <w:b/>
+          <w:bCs/>
+          <w:sz w:val="22"/>
+          <w:szCs w:val="20"/>
+        </w:rPr>
+      </w:pPr>
+    </w:p>
+    <w:p>
+      <w:pPr>
+        <w:jc w:val="center"/>
+        <w:rPr>
+          <w:rFonts w:cs="Times New Roman"/>
+          <w:b/>
+          <w:bCs/>
+          <w:sz w:val="22"/>
+          <w:szCs w:val="20"/>
+        </w:rPr>
+      </w:pPr>
+    </w:p>
+    <w:p>
+      <w:pPr>
+        <w:jc w:val="center"/>
+        <w:rPr>
+          <w:rFonts w:cs="Times New Roman"/>
+          <w:b/>
+          <w:bCs/>
+          <w:sz w:val="22"/>
+          <w:szCs w:val="20"/>
+        </w:rPr>
+      </w:pPr>
+      <w:r>
+        <w:rPr>
+          <w:rFonts w:cs="Times New Roman"/>
+          <w:b/>
+          <w:bCs/>
+          <w:sz w:val="22"/>
+          <w:szCs w:val="20"/>
+        </w:rPr>
+        <w:t>УП 02</w:t>
+      </w:r>
+    </w:p>
+    <w:p>
+      <w:pPr>
+        <w:jc w:val="center"/>
+        <w:rPr>
+          <w:rFonts w:cs="Times New Roman"/>
+          <w:b/>
+          <w:bCs/>
+          <w:szCs w:val="28"/>
+        </w:rPr>
+      </w:pPr>
+      <w:r>
+        <w:rPr>
+          <w:rFonts w:cs="Times New Roman"/>
+          <w:b/>
+          <w:bCs/>
+          <w:szCs w:val="28"/>
+        </w:rPr>
+        <w:t>Анализ технического задания на программный продукт. Изучение требований к взаимодействию компонент</w:t>
+      </w:r>
+    </w:p>
+    <w:p>
+      <w:pPr>
+        <w:rPr>
+          <w:rFonts w:cs="Times New Roman"/>
+          <w:b/>
+          <w:bCs/>
+          <w:sz w:val="22"/>
+          <w:szCs w:val="20"/>
+        </w:rPr>
+      </w:pPr>
+    </w:p>
+    <w:p>
+      <w:pPr>
+        <w:jc w:val="center"/>
+        <w:rPr>
+          <w:rFonts w:cs="Times New Roman"/>
+          <w:b/>
+          <w:bCs/>
+          <w:szCs w:val="28"/>
+        </w:rPr>
+      </w:pPr>
+      <w:r>
+        <w:rPr>
+          <w:rFonts w:cs="Times New Roman"/>
+          <w:b/>
+          <w:bCs/>
+          <w:szCs w:val="28"/>
+        </w:rPr>
+        <w:t>Управление умным домом</w:t>
+      </w:r>
+    </w:p>
+    <w:p>
+      <w:pPr>
+        <w:jc w:val="center"/>
+        <w:rPr>
+          <w:rFonts w:cs="Times New Roman"/>
+          <w:b/>
+          <w:bCs/>
+          <w:szCs w:val="28"/>
+        </w:rPr>
+      </w:pPr>
+      <w:r>
+        <w:rPr>
+          <w:rFonts w:cs="Times New Roman"/>
+          <w:b/>
+          <w:bCs/>
+          <w:szCs w:val="28"/>
+        </w:rPr>
+        <w:t>Вариант 6</w:t>
+      </w:r>
+    </w:p>
+    <w:p>
+      <w:pPr>
+        <w:jc w:val="center"/>
+        <w:rPr>
+          <w:rFonts w:cs="Times New Roman"/>
+          <w:sz w:val="22"/>
+          <w:szCs w:val="20"/>
+        </w:rPr>
+      </w:pPr>
+    </w:p>
+    <w:p>
+      <w:pPr>
+        <w:jc w:val="center"/>
+        <w:rPr>
+          <w:rFonts w:cs="Times New Roman"/>
+          <w:sz w:val="22"/>
+          <w:szCs w:val="20"/>
+        </w:rPr>
+      </w:pPr>
+    </w:p>
+    <w:p>
+      <w:pPr>
+        <w:jc w:val="center"/>
+        <w:rPr>
+          <w:rFonts w:cs="Times New Roman"/>
+          <w:sz w:val="22"/>
+          <w:szCs w:val="20"/>
+        </w:rPr>
+      </w:pPr>
+    </w:p>
+    <w:p>
+      <w:pPr>
+        <w:jc w:val="right"/>
+        <w:rPr>
+          <w:rFonts w:cs="Times New Roman"/>
+          <w:sz w:val="22"/>
+          <w:szCs w:val="20"/>
+        </w:rPr>
+      </w:pPr>
+      <w:r>
+        <w:rPr>
+          <w:rFonts w:cs="Times New Roman"/>
+          <w:sz w:val="22"/>
+          <w:szCs w:val="20"/>
+        </w:rPr>
+        <w:t xml:space="preserve">Проверил: </w:t>
+      </w:r>
+      <w:r>
+        <w:rPr>
+          <w:rFonts w:cs="Times New Roman"/>
+          <w:sz w:val="22"/>
+          <w:szCs w:val="20"/>
+          <w:u w:val="single"/>
+        </w:rPr>
+        <w:t>Торопов Евгений Вениаминович</w:t>
+      </w:r>
+    </w:p>
+    <w:p>
+      <w:pPr>
+        <w:jc w:val="right"/>
+        <w:rPr>
+          <w:rFonts w:cs="Times New Roman"/>
+          <w:sz w:val="22"/>
+          <w:szCs w:val="20"/>
+        </w:rPr>
+      </w:pPr>
+    </w:p>
+    <w:p>
+      <w:pPr>
+        <w:jc w:val="right"/>
+        <w:rPr>
+          <w:rFonts w:cs="Times New Roman"/>
+          <w:sz w:val="22"/>
+          <w:szCs w:val="20"/>
+        </w:rPr>
+      </w:pPr>
+      <w:r>
+        <w:rPr>
+          <w:rFonts w:cs="Times New Roman"/>
+          <w:sz w:val="22"/>
+          <w:szCs w:val="20"/>
+        </w:rPr>
+        <w:t>Выполнил: _</w:t>
+      </w:r>
+      <w:r>
+        <w:rPr>
+          <w:rFonts w:cs="Times New Roman"/>
+          <w:sz w:val="22"/>
+          <w:szCs w:val="20"/>
+          <w:u w:val="single"/>
+        </w:rPr>
+        <w:t>Русин Артём</w:t>
+      </w:r>
+      <w:r>
+        <w:rPr>
+          <w:rFonts w:cs="Times New Roman"/>
+          <w:sz w:val="22"/>
+          <w:szCs w:val="20"/>
+        </w:rPr>
+        <w:t>_______________,</w:t>
+      </w:r>
+    </w:p>
+    <w:p>
+      <w:pPr>
+        <w:jc w:val="right"/>
+        <w:rPr>
+          <w:rFonts w:cs="Times New Roman"/>
+          <w:sz w:val="22"/>
+          <w:szCs w:val="20"/>
+        </w:rPr>
+      </w:pPr>
+      <w:r>
+        <w:rPr>
+          <w:rFonts w:cs="Times New Roman"/>
+          <w:sz w:val="22"/>
+          <w:szCs w:val="20"/>
+        </w:rPr>
+        <w:t>Студент 24-ИС.</w:t>
+      </w:r>
+    </w:p>
+    <w:p>
+      <w:pPr>
+        <w:jc w:val="center"/>
+        <w:rPr>
+          <w:rFonts w:cs="Times New Roman"/>
+          <w:sz w:val="22"/>
+          <w:szCs w:val="20"/>
+        </w:rPr>
+      </w:pPr>
+    </w:p>
+    <w:p>
+      <w:pPr>
+        <w:jc w:val="center"/>
+        <w:rPr>
+          <w:rFonts w:cs="Times New Roman"/>
+          <w:sz w:val="22"/>
+          <w:szCs w:val="20"/>
+        </w:rPr>
+      </w:pPr>
+    </w:p>
+    <w:p>
+      <w:pPr>
+        <w:jc w:val="center"/>
+        <w:rPr>
+          <w:rFonts w:cs="Times New Roman"/>
+          <w:sz w:val="22"/>
+          <w:szCs w:val="20"/>
+        </w:rPr>
+      </w:pPr>
+    </w:p>
+    <w:p>
+      <w:pPr>
+        <w:jc w:val="center"/>
+        <w:rPr>
+          <w:rFonts w:cs="Times New Roman"/>
+          <w:sz w:val="22"/>
+          <w:szCs w:val="20"/>
+        </w:rPr>
+      </w:pPr>
+      <w:proofErr w:type="spellStart"/>
+      <w:r>
+        <w:rPr>
+          <w:rFonts w:cs="Times New Roman"/>
+          <w:sz w:val="22"/>
+          <w:szCs w:val="20"/>
+        </w:rPr>
+        <w:t>Рп.Красные</w:t>
+      </w:r>
+      <w:proofErr w:type="spellEnd"/>
+      <w:r>
+        <w:rPr>
+          <w:rFonts w:cs="Times New Roman"/>
+          <w:sz w:val="22"/>
+          <w:szCs w:val="20"/>
+        </w:rPr>
+        <w:t xml:space="preserve"> Баки</w:t>
+      </w:r>
+    </w:p>
+    <w:p>
+      <w:pPr>
+        <w:jc w:val="center"/>
+        <w:rPr>
+          <w:rFonts w:cs="Times New Roman"/>
+          <w:sz w:val="22"/>
+          <w:szCs w:val="20"/>
+        </w:rPr>
+      </w:pPr>
+      <w:r>
+        <w:rPr>
+          <w:rFonts w:cs="Times New Roman"/>
+          <w:sz w:val="22"/>
+          <w:szCs w:val="20"/>
+        </w:rPr>
+        <w:t>202</w:t>
+      </w:r>
+      <w:r>
+        <w:rPr>
+          <w:rFonts w:cs="Times New Roman"/>
+          <w:sz w:val="22"/>
+          <w:szCs w:val="20"/>
+        </w:rPr>
+        <w:t>6</w:t>
+      </w:r>
+      <w:r>
+        <w:rPr>
+          <w:rFonts w:cs="Times New Roman"/>
+          <w:sz w:val="22"/>
+          <w:szCs w:val="20"/>
+        </w:rPr>
+        <w:t>г.</w:t>
+      </w:r>
+    </w:p>
+    <w:p/>
+    <w:p>
+      <w:r>
+        <w:t>Условие:</w:t>
+      </w:r>
+      <w:r>
+        <w:rPr>
+          <w:rFonts w:ascii="Segoe UI" w:eastAsia="Times New Roman" w:hAnsi="Segoe UI" w:cs="Segoe UI"/>
+          <w:color w:val="0F1115"/>
+          <w:kern w:val="0"/>
+          <w:sz w:val="24"/>
+          <w:lang w:eastAsia="ru-RU"/>
+          <w14:ligatures w14:val="none"/>
+        </w:rPr>
+        <w:t xml:space="preserve"> </w:t>
+      </w:r>
+      <w:proofErr w:type="spellStart"/>
+      <w:r>
+        <w:t>истема</w:t>
+      </w:r>
+      <w:proofErr w:type="spellEnd"/>
+      <w:r>
+        <w:t xml:space="preserve"> «Умный дом» состоит из следующих шести взаимодействующих компонентов:</w:t>
+      </w:r>
+    </w:p>
+    <w:p>
+      <w:pPr>
+        <w:numPr>
+          <w:ilvl w:val="0"/>
+          <w:numId w:val="2"/>
+        </w:numPr>
+      </w:pPr>
+      <w:r>
+        <w:rPr>
+          <w:b/>
+          <w:bCs/>
+        </w:rPr>
+        <w:t>Мобильное приложение</w:t>
+      </w:r>
+      <w:r>
+        <w:t> – обеспечивает пользовательский интерфейс для управления устройствами, просмотра статусов и телеметрии.</w:t>
+      </w:r>
+    </w:p>
+    <w:p>
+      <w:pPr>
+        <w:numPr>
+          <w:ilvl w:val="0"/>
+          <w:numId w:val="2"/>
+        </w:numPr>
+      </w:pPr>
+      <w:r>
+        <w:rPr>
+          <w:b/>
+          <w:bCs/>
+        </w:rPr>
+        <w:t>Облачный сервер сценариев</w:t>
+      </w:r>
+      <w:r>
+        <w:t> – хранит сценарии автоматизации и обеспечивает синхронизацию команд между компонентами системы.</w:t>
+      </w:r>
+    </w:p>
+    <w:p>
+      <w:pPr>
+        <w:numPr>
+          <w:ilvl w:val="0"/>
+          <w:numId w:val="2"/>
+        </w:numPr>
+      </w:pPr>
+      <w:r>
+        <w:rPr>
+          <w:b/>
+          <w:bCs/>
+        </w:rPr>
+        <w:t>Центральный контроллер (локальный хаб)</w:t>
+      </w:r>
+      <w:r>
+        <w:t> – выполняет функции оркестратора: принимает команды от приложения и облака, управляет устройствами.</w:t>
+      </w:r>
+    </w:p>
+    <w:p>
+      <w:pPr>
+        <w:numPr>
+          <w:ilvl w:val="0"/>
+          <w:numId w:val="2"/>
+        </w:numPr>
+      </w:pPr>
+      <w:r>
+        <w:rPr>
+          <w:b/>
+          <w:bCs/>
+        </w:rPr>
+        <w:t>Устройства (лампы, розетки, датчики)</w:t>
+      </w:r>
+      <w:r>
+        <w:t xml:space="preserve"> – исполнительные устройства и датчики, взаимодействующие с контроллером по протоколам </w:t>
+      </w:r>
+      <w:proofErr w:type="spellStart"/>
+      <w:r>
+        <w:t>ZigBee</w:t>
+      </w:r>
+      <w:proofErr w:type="spellEnd"/>
+      <w:r>
+        <w:t>/Z-Wave.</w:t>
+      </w:r>
+    </w:p>
+    <w:p>
+      <w:pPr>
+        <w:numPr>
+          <w:ilvl w:val="0"/>
+          <w:numId w:val="2"/>
+        </w:numPr>
+      </w:pPr>
+      <w:r>
+        <w:rPr>
+          <w:b/>
+          <w:bCs/>
+        </w:rPr>
+        <w:t>Локальная база телеметрии</w:t>
+      </w:r>
+      <w:r>
+        <w:t> – хранит историю показаний датчиков и журнал событий локально на контроллере.</w:t>
+      </w:r>
+    </w:p>
+    <w:p>
+      <w:pPr>
+        <w:numPr>
+          <w:ilvl w:val="0"/>
+          <w:numId w:val="2"/>
+        </w:numPr>
+      </w:pPr>
+      <w:r>
+        <w:rPr>
+          <w:b/>
+          <w:bCs/>
+        </w:rPr>
+        <w:t>Модуль уведомлений (</w:t>
+      </w:r>
+      <w:proofErr w:type="spellStart"/>
+      <w:r>
+        <w:rPr>
+          <w:b/>
+          <w:bCs/>
+        </w:rPr>
+        <w:t>push</w:t>
+      </w:r>
+      <w:proofErr w:type="spellEnd"/>
+      <w:r>
+        <w:rPr>
+          <w:b/>
+          <w:bCs/>
+        </w:rPr>
+        <w:t>)</w:t>
+      </w:r>
+      <w:r>
+        <w:t xml:space="preserve"> – обеспечивает отправку </w:t>
+      </w:r>
+      <w:proofErr w:type="spellStart"/>
+      <w:r>
+        <w:t>push</w:t>
+      </w:r>
+      <w:proofErr w:type="spellEnd"/>
+      <w:r>
+        <w:t>-уведомлений на мобильное устройство пользователя.</w:t>
+      </w:r>
+    </w:p>
+    <w:p>
+      <w:r>
+        <w:rPr>
+          <w:b/>
+          <w:bCs/>
+        </w:rPr>
+        <w:t>Условие:</w:t>
+      </w:r>
+      <w:r>
+        <w:t> Все перечисленные компоненты подлежат обязательной реализации и интеграции в единую систему. Взаимодействие между компонентами осуществляется в соответствии с протоколами, указанными в разделе требований к интерфейсам.</w:t>
+      </w:r>
+    </w:p>
+    <w:p/>
     <w:tbl>
       <w:tblPr>
         <w:tblStyle w:val="ac"/>
-        <w:tblW w:w="0" w:type="auto"/>
+        <w:tblpPr w:leftFromText="180" w:rightFromText="180" w:vertAnchor="page" w:horzAnchor="margin" w:tblpXSpec="center" w:tblpY="2026"/>
+        <w:tblW w:w="9929" w:type="dxa"/>
         <w:tblLook w:val="04A0" w:firstRow="1" w:lastRow="0" w:firstColumn="1" w:lastColumn="0" w:noHBand="0" w:noVBand="1"/>
       </w:tblPr>
       <w:tblGrid>
-        <w:gridCol w:w="412"/>
-        <w:gridCol w:w="1404"/>
-        <w:gridCol w:w="1404"/>
-        <w:gridCol w:w="1605"/>
-        <w:gridCol w:w="1415"/>
-        <w:gridCol w:w="1090"/>
-        <w:gridCol w:w="2015"/>
+        <w:gridCol w:w="426"/>
+        <w:gridCol w:w="1493"/>
+        <w:gridCol w:w="1493"/>
+        <w:gridCol w:w="1709"/>
+        <w:gridCol w:w="1504"/>
+        <w:gridCol w:w="1155"/>
+        <w:gridCol w:w="2149"/>
       </w:tblGrid>
       <w:tr>
-        <w:tc>
-          <w:tcPr>
-            <w:tcW w:w="412" w:type="dxa"/>
+        <w:trPr>
+          <w:trHeight w:val="781"/>
+        </w:trPr>
+        <w:tc>
+          <w:tcPr>
+            <w:tcW w:w="426" w:type="dxa"/>
           </w:tcPr>
           <w:p>
             <w:pPr>
@@ -539,7 +727,7 @@
         </w:tc>
         <w:tc>
           <w:tcPr>
-            <w:tcW w:w="1404" w:type="dxa"/>
+            <w:tcW w:w="1493" w:type="dxa"/>
           </w:tcPr>
           <w:p>
             <w:pPr>
@@ -561,7 +749,7 @@
         </w:tc>
         <w:tc>
           <w:tcPr>
-            <w:tcW w:w="1404" w:type="dxa"/>
+            <w:tcW w:w="1493" w:type="dxa"/>
           </w:tcPr>
           <w:p>
             <w:pPr>
@@ -583,7 +771,7 @@
         </w:tc>
         <w:tc>
           <w:tcPr>
-            <w:tcW w:w="1605" w:type="dxa"/>
+            <w:tcW w:w="1709" w:type="dxa"/>
           </w:tcPr>
           <w:p>
             <w:pPr>
@@ -605,7 +793,7 @@
         </w:tc>
         <w:tc>
           <w:tcPr>
-            <w:tcW w:w="1415" w:type="dxa"/>
+            <w:tcW w:w="1504" w:type="dxa"/>
           </w:tcPr>
           <w:p>
             <w:pPr>
@@ -627,7 +815,7 @@
         </w:tc>
         <w:tc>
           <w:tcPr>
-            <w:tcW w:w="1090" w:type="dxa"/>
+            <w:tcW w:w="1155" w:type="dxa"/>
           </w:tcPr>
           <w:p>
             <w:pPr>
@@ -649,7 +837,7 @@
         </w:tc>
         <w:tc>
           <w:tcPr>
-            <w:tcW w:w="2015" w:type="dxa"/>
+            <w:tcW w:w="2149" w:type="dxa"/>
           </w:tcPr>
           <w:p>
             <w:pPr>
@@ -671,9 +859,12 @@
         </w:tc>
       </w:tr>
       <w:tr>
-        <w:tc>
-          <w:tcPr>
-            <w:tcW w:w="412" w:type="dxa"/>
+        <w:trPr>
+          <w:trHeight w:val="797"/>
+        </w:trPr>
+        <w:tc>
+          <w:tcPr>
+            <w:tcW w:w="426" w:type="dxa"/>
           </w:tcPr>
           <w:p>
             <w:pPr>
@@ -712,7 +903,7 @@
         </w:tc>
         <w:tc>
           <w:tcPr>
-            <w:tcW w:w="1404" w:type="dxa"/>
+            <w:tcW w:w="1493" w:type="dxa"/>
           </w:tcPr>
           <w:p>
             <w:pPr>
@@ -734,7 +925,7 @@
         </w:tc>
         <w:tc>
           <w:tcPr>
-            <w:tcW w:w="1404" w:type="dxa"/>
+            <w:tcW w:w="1493" w:type="dxa"/>
           </w:tcPr>
           <w:p>
             <w:pPr>
@@ -756,7 +947,7 @@
         </w:tc>
         <w:tc>
           <w:tcPr>
-            <w:tcW w:w="1605" w:type="dxa"/>
+            <w:tcW w:w="1709" w:type="dxa"/>
           </w:tcPr>
           <w:p>
             <w:pPr>
@@ -778,7 +969,7 @@
         </w:tc>
         <w:tc>
           <w:tcPr>
-            <w:tcW w:w="1415" w:type="dxa"/>
+            <w:tcW w:w="1504" w:type="dxa"/>
           </w:tcPr>
           <w:p>
             <w:pPr>
@@ -802,7 +993,7 @@
         </w:tc>
         <w:tc>
           <w:tcPr>
-            <w:tcW w:w="1090" w:type="dxa"/>
+            <w:tcW w:w="1155" w:type="dxa"/>
           </w:tcPr>
           <w:p>
             <w:pPr>
@@ -824,7 +1015,7 @@
         </w:tc>
         <w:tc>
           <w:tcPr>
-            <w:tcW w:w="2015" w:type="dxa"/>
+            <w:tcW w:w="2149" w:type="dxa"/>
           </w:tcPr>
           <w:p>
             <w:pPr>
@@ -846,9 +1037,12 @@
         </w:tc>
       </w:tr>
       <w:tr>
-        <w:tc>
-          <w:tcPr>
-            <w:tcW w:w="412" w:type="dxa"/>
+        <w:trPr>
+          <w:trHeight w:val="781"/>
+        </w:trPr>
+        <w:tc>
+          <w:tcPr>
+            <w:tcW w:w="426" w:type="dxa"/>
           </w:tcPr>
           <w:p>
             <w:pPr>
@@ -878,7 +1072,7 @@
         </w:tc>
         <w:tc>
           <w:tcPr>
-            <w:tcW w:w="1404" w:type="dxa"/>
+            <w:tcW w:w="1493" w:type="dxa"/>
           </w:tcPr>
           <w:p>
             <w:pPr>
@@ -900,7 +1094,7 @@
         </w:tc>
         <w:tc>
           <w:tcPr>
-            <w:tcW w:w="1404" w:type="dxa"/>
+            <w:tcW w:w="1493" w:type="dxa"/>
           </w:tcPr>
           <w:p>
             <w:pPr>
@@ -922,7 +1116,7 @@
         </w:tc>
         <w:tc>
           <w:tcPr>
-            <w:tcW w:w="1605" w:type="dxa"/>
+            <w:tcW w:w="1709" w:type="dxa"/>
           </w:tcPr>
           <w:p>
             <w:pPr>
@@ -944,7 +1138,7 @@
         </w:tc>
         <w:tc>
           <w:tcPr>
-            <w:tcW w:w="1415" w:type="dxa"/>
+            <w:tcW w:w="1504" w:type="dxa"/>
           </w:tcPr>
           <w:p>
             <w:pPr>
@@ -984,7 +1178,7 @@
         </w:tc>
         <w:tc>
           <w:tcPr>
-            <w:tcW w:w="1090" w:type="dxa"/>
+            <w:tcW w:w="1155" w:type="dxa"/>
           </w:tcPr>
           <w:p>
             <w:pPr>
@@ -1016,7 +1210,7 @@
         </w:tc>
         <w:tc>
           <w:tcPr>
-            <w:tcW w:w="2015" w:type="dxa"/>
+            <w:tcW w:w="2149" w:type="dxa"/>
           </w:tcPr>
           <w:p>
             <w:pPr>
@@ -1038,9 +1232,12 @@
         </w:tc>
       </w:tr>
       <w:tr>
-        <w:tc>
-          <w:tcPr>
-            <w:tcW w:w="412" w:type="dxa"/>
+        <w:trPr>
+          <w:trHeight w:val="1047"/>
+        </w:trPr>
+        <w:tc>
+          <w:tcPr>
+            <w:tcW w:w="426" w:type="dxa"/>
           </w:tcPr>
           <w:p>
             <w:pPr>
@@ -1070,7 +1267,7 @@
         </w:tc>
         <w:tc>
           <w:tcPr>
-            <w:tcW w:w="1404" w:type="dxa"/>
+            <w:tcW w:w="1493" w:type="dxa"/>
           </w:tcPr>
           <w:p>
             <w:pPr>
@@ -1092,7 +1289,7 @@
         </w:tc>
         <w:tc>
           <w:tcPr>
-            <w:tcW w:w="1404" w:type="dxa"/>
+            <w:tcW w:w="1493" w:type="dxa"/>
           </w:tcPr>
           <w:p>
             <w:pPr>
@@ -1132,7 +1329,7 @@
         </w:tc>
         <w:tc>
           <w:tcPr>
-            <w:tcW w:w="1605" w:type="dxa"/>
+            <w:tcW w:w="1709" w:type="dxa"/>
           </w:tcPr>
           <w:p>
             <w:pPr>
@@ -1154,7 +1351,7 @@
         </w:tc>
         <w:tc>
           <w:tcPr>
-            <w:tcW w:w="1415" w:type="dxa"/>
+            <w:tcW w:w="1504" w:type="dxa"/>
           </w:tcPr>
           <w:p>
             <w:pPr>
@@ -1186,7 +1383,7 @@
         </w:tc>
         <w:tc>
           <w:tcPr>
-            <w:tcW w:w="1090" w:type="dxa"/>
+            <w:tcW w:w="1155" w:type="dxa"/>
           </w:tcPr>
           <w:p>
             <w:pPr>
@@ -1218,7 +1415,7 @@
         </w:tc>
         <w:tc>
           <w:tcPr>
-            <w:tcW w:w="2015" w:type="dxa"/>
+            <w:tcW w:w="2149" w:type="dxa"/>
           </w:tcPr>
           <w:p>
             <w:pPr>
@@ -1240,9 +1437,12 @@
         </w:tc>
       </w:tr>
       <w:tr>
-        <w:tc>
-          <w:tcPr>
-            <w:tcW w:w="412" w:type="dxa"/>
+        <w:trPr>
+          <w:trHeight w:val="1047"/>
+        </w:trPr>
+        <w:tc>
+          <w:tcPr>
+            <w:tcW w:w="426" w:type="dxa"/>
           </w:tcPr>
           <w:p>
             <w:pPr>
@@ -1281,7 +1481,7 @@
         </w:tc>
         <w:tc>
           <w:tcPr>
-            <w:tcW w:w="1404" w:type="dxa"/>
+            <w:tcW w:w="1493" w:type="dxa"/>
           </w:tcPr>
           <w:p>
             <w:pPr>
@@ -1303,7 +1503,7 @@
         </w:tc>
         <w:tc>
           <w:tcPr>
-            <w:tcW w:w="1404" w:type="dxa"/>
+            <w:tcW w:w="1493" w:type="dxa"/>
           </w:tcPr>
           <w:p>
             <w:pPr>
@@ -1325,7 +1525,7 @@
         </w:tc>
         <w:tc>
           <w:tcPr>
-            <w:tcW w:w="1605" w:type="dxa"/>
+            <w:tcW w:w="1709" w:type="dxa"/>
           </w:tcPr>
           <w:p>
             <w:pPr>
@@ -1347,7 +1547,7 @@
         </w:tc>
         <w:tc>
           <w:tcPr>
-            <w:tcW w:w="1415" w:type="dxa"/>
+            <w:tcW w:w="1504" w:type="dxa"/>
           </w:tcPr>
           <w:p>
             <w:pPr>
@@ -1371,7 +1571,7 @@
         </w:tc>
         <w:tc>
           <w:tcPr>
-            <w:tcW w:w="1090" w:type="dxa"/>
+            <w:tcW w:w="1155" w:type="dxa"/>
           </w:tcPr>
           <w:p>
             <w:pPr>
@@ -1403,7 +1603,7 @@
         </w:tc>
         <w:tc>
           <w:tcPr>
-            <w:tcW w:w="2015" w:type="dxa"/>
+            <w:tcW w:w="2149" w:type="dxa"/>
           </w:tcPr>
           <w:p>
             <w:pPr>
@@ -1425,9 +1625,12 @@
         </w:tc>
       </w:tr>
       <w:tr>
-        <w:tc>
-          <w:tcPr>
-            <w:tcW w:w="412" w:type="dxa"/>
+        <w:trPr>
+          <w:trHeight w:val="781"/>
+        </w:trPr>
+        <w:tc>
+          <w:tcPr>
+            <w:tcW w:w="426" w:type="dxa"/>
           </w:tcPr>
           <w:p>
             <w:pPr>
@@ -1455,7 +1658,7 @@
         </w:tc>
         <w:tc>
           <w:tcPr>
-            <w:tcW w:w="1404" w:type="dxa"/>
+            <w:tcW w:w="1493" w:type="dxa"/>
           </w:tcPr>
           <w:p>
             <w:pPr>
@@ -1477,7 +1680,7 @@
         </w:tc>
         <w:tc>
           <w:tcPr>
-            <w:tcW w:w="1404" w:type="dxa"/>
+            <w:tcW w:w="1493" w:type="dxa"/>
           </w:tcPr>
           <w:p>
             <w:pPr>
@@ -1499,7 +1702,7 @@
         </w:tc>
         <w:tc>
           <w:tcPr>
-            <w:tcW w:w="1605" w:type="dxa"/>
+            <w:tcW w:w="1709" w:type="dxa"/>
           </w:tcPr>
           <w:p>
             <w:pPr>
@@ -1521,7 +1724,7 @@
         </w:tc>
         <w:tc>
           <w:tcPr>
-            <w:tcW w:w="1415" w:type="dxa"/>
+            <w:tcW w:w="1504" w:type="dxa"/>
           </w:tcPr>
           <w:p>
             <w:pPr>
@@ -1543,7 +1746,7 @@
         </w:tc>
         <w:tc>
           <w:tcPr>
-            <w:tcW w:w="1090" w:type="dxa"/>
+            <w:tcW w:w="1155" w:type="dxa"/>
           </w:tcPr>
           <w:p>
             <w:pPr>
@@ -1565,7 +1768,7 @@
         </w:tc>
         <w:tc>
           <w:tcPr>
-            <w:tcW w:w="2015" w:type="dxa"/>
+            <w:tcW w:w="2149" w:type="dxa"/>
           </w:tcPr>
           <w:p>
             <w:pPr>
@@ -1597,9 +1800,12 @@
         </w:tc>
       </w:tr>
       <w:tr>
-        <w:tc>
-          <w:tcPr>
-            <w:tcW w:w="412" w:type="dxa"/>
+        <w:trPr>
+          <w:trHeight w:val="797"/>
+        </w:trPr>
+        <w:tc>
+          <w:tcPr>
+            <w:tcW w:w="426" w:type="dxa"/>
           </w:tcPr>
           <w:p>
             <w:pPr>
@@ -1627,7 +1833,7 @@
         </w:tc>
         <w:tc>
           <w:tcPr>
-            <w:tcW w:w="1404" w:type="dxa"/>
+            <w:tcW w:w="1493" w:type="dxa"/>
           </w:tcPr>
           <w:p>
             <w:pPr>
@@ -1649,7 +1855,7 @@
         </w:tc>
         <w:tc>
           <w:tcPr>
-            <w:tcW w:w="1404" w:type="dxa"/>
+            <w:tcW w:w="1493" w:type="dxa"/>
           </w:tcPr>
           <w:p>
             <w:pPr>
@@ -1671,7 +1877,7 @@
         </w:tc>
         <w:tc>
           <w:tcPr>
-            <w:tcW w:w="1605" w:type="dxa"/>
+            <w:tcW w:w="1709" w:type="dxa"/>
           </w:tcPr>
           <w:p>
             <w:pPr>
@@ -1693,7 +1899,7 @@
         </w:tc>
         <w:tc>
           <w:tcPr>
-            <w:tcW w:w="1415" w:type="dxa"/>
+            <w:tcW w:w="1504" w:type="dxa"/>
           </w:tcPr>
           <w:p>
             <w:pPr>
@@ -1725,7 +1931,7 @@
         </w:tc>
         <w:tc>
           <w:tcPr>
-            <w:tcW w:w="1090" w:type="dxa"/>
+            <w:tcW w:w="1155" w:type="dxa"/>
           </w:tcPr>
           <w:p>
             <w:pPr>
@@ -1747,7 +1953,7 @@
         </w:tc>
         <w:tc>
           <w:tcPr>
-            <w:tcW w:w="2015" w:type="dxa"/>
+            <w:tcW w:w="2149" w:type="dxa"/>
           </w:tcPr>
           <w:p>
             <w:pPr>
@@ -1769,9 +1975,12 @@
         </w:tc>
       </w:tr>
       <w:tr>
-        <w:tc>
-          <w:tcPr>
-            <w:tcW w:w="412" w:type="dxa"/>
+        <w:trPr>
+          <w:trHeight w:val="781"/>
+        </w:trPr>
+        <w:tc>
+          <w:tcPr>
+            <w:tcW w:w="426" w:type="dxa"/>
           </w:tcPr>
           <w:p>
             <w:pPr>
@@ -1801,7 +2010,7 @@
         </w:tc>
         <w:tc>
           <w:tcPr>
-            <w:tcW w:w="1404" w:type="dxa"/>
+            <w:tcW w:w="1493" w:type="dxa"/>
           </w:tcPr>
           <w:p>
             <w:pPr>
@@ -1823,7 +2032,7 @@
         </w:tc>
         <w:tc>
           <w:tcPr>
-            <w:tcW w:w="1404" w:type="dxa"/>
+            <w:tcW w:w="1493" w:type="dxa"/>
           </w:tcPr>
           <w:p>
             <w:pPr>
@@ -1845,7 +2054,7 @@
         </w:tc>
         <w:tc>
           <w:tcPr>
-            <w:tcW w:w="1605" w:type="dxa"/>
+            <w:tcW w:w="1709" w:type="dxa"/>
           </w:tcPr>
           <w:p>
             <w:pPr>
@@ -1867,7 +2076,7 @@
         </w:tc>
         <w:tc>
           <w:tcPr>
-            <w:tcW w:w="1415" w:type="dxa"/>
+            <w:tcW w:w="1504" w:type="dxa"/>
           </w:tcPr>
           <w:p>
             <w:pPr>
@@ -1889,7 +2098,7 @@
         </w:tc>
         <w:tc>
           <w:tcPr>
-            <w:tcW w:w="1090" w:type="dxa"/>
+            <w:tcW w:w="1155" w:type="dxa"/>
           </w:tcPr>
           <w:p>
             <w:pPr>
@@ -1911,7 +2120,7 @@
         </w:tc>
         <w:tc>
           <w:tcPr>
-            <w:tcW w:w="2015" w:type="dxa"/>
+            <w:tcW w:w="2149" w:type="dxa"/>
           </w:tcPr>
           <w:p>
             <w:pPr>
@@ -1933,9 +2142,12 @@
         </w:tc>
       </w:tr>
       <w:tr>
-        <w:tc>
-          <w:tcPr>
-            <w:tcW w:w="412" w:type="dxa"/>
+        <w:trPr>
+          <w:trHeight w:val="781"/>
+        </w:trPr>
+        <w:tc>
+          <w:tcPr>
+            <w:tcW w:w="426" w:type="dxa"/>
           </w:tcPr>
           <w:p>
             <w:pPr>
@@ -1963,7 +2175,7 @@
         </w:tc>
         <w:tc>
           <w:tcPr>
-            <w:tcW w:w="1404" w:type="dxa"/>
+            <w:tcW w:w="1493" w:type="dxa"/>
           </w:tcPr>
           <w:p>
             <w:pPr>
@@ -1985,7 +2197,7 @@
         </w:tc>
         <w:tc>
           <w:tcPr>
-            <w:tcW w:w="1404" w:type="dxa"/>
+            <w:tcW w:w="1493" w:type="dxa"/>
           </w:tcPr>
           <w:p>
             <w:pPr>
@@ -2007,7 +2219,7 @@
         </w:tc>
         <w:tc>
           <w:tcPr>
-            <w:tcW w:w="1605" w:type="dxa"/>
+            <w:tcW w:w="1709" w:type="dxa"/>
           </w:tcPr>
           <w:p>
             <w:pPr>
@@ -2029,7 +2241,7 @@
         </w:tc>
         <w:tc>
           <w:tcPr>
-            <w:tcW w:w="1415" w:type="dxa"/>
+            <w:tcW w:w="1504" w:type="dxa"/>
           </w:tcPr>
           <w:p>
             <w:pPr>
@@ -2051,7 +2263,7 @@
         </w:tc>
         <w:tc>
           <w:tcPr>
-            <w:tcW w:w="1090" w:type="dxa"/>
+            <w:tcW w:w="1155" w:type="dxa"/>
           </w:tcPr>
           <w:p>
             <w:pPr>
@@ -2073,7 +2285,7 @@
         </w:tc>
         <w:tc>
           <w:tcPr>
-            <w:tcW w:w="2015" w:type="dxa"/>
+            <w:tcW w:w="2149" w:type="dxa"/>
           </w:tcPr>
           <w:p>
             <w:pPr>
@@ -2095,8 +2307,6 @@
         </w:tc>
       </w:tr>
     </w:tbl>
-    <w:p/>
-    <w:p/>
     <w:p>
       <w:r>
         <w:br w:type="page"/>
@@ -2275,6 +2485,7 @@
         <w:rPr>
           <w:noProof/>
         </w:rPr>
+        <w:lastRenderedPageBreak/>
         <w:drawing>
           <wp:inline distT="0" distB="0" distL="0" distR="0" wp14:anchorId="43ABF105" wp14:editId="4F10A5D2">
             <wp:extent cx="6400800" cy="5295900"/>
@@ -2312,6 +2523,136 @@
         </w:drawing>
       </w:r>
     </w:p>
+    <w:p>
+      <w:r>
+        <w:br w:type="page"/>
+      </w:r>
+    </w:p>
+    <w:p>
+      <w:r>
+        <w:t>О</w:t>
+      </w:r>
+      <w:r>
+        <w:t>тветы на контрольные вопросы</w:t>
+      </w:r>
+    </w:p>
+    <w:p>
+      <w:r>
+        <w:t>1. Разделы ТЗ по ГОСТ 19.201-78 (8 разделов):</w:t>
+      </w:r>
+    </w:p>
+    <w:p/>
+    <w:p>
+      <w:r>
+        <w:t>Введение → Основания → Назначение → Требования к программе → Требования к документации → Технико-экономические показатели → Стадии разработки → Порядок приёмки.</w:t>
+      </w:r>
+    </w:p>
+    <w:p/>
+    <w:p>
+      <w:r>
+        <w:t>Требования к взаимодействию — в разделе «Требования к программе».</w:t>
+      </w:r>
+    </w:p>
+    <w:p>
+      <w:r>
+        <w:t xml:space="preserve">2. Функциональные </w:t>
+      </w:r>
+      <w:proofErr w:type="spellStart"/>
+      <w:r>
+        <w:t>vs</w:t>
+      </w:r>
+      <w:proofErr w:type="spellEnd"/>
+      <w:r>
+        <w:t xml:space="preserve"> нефункциональные:</w:t>
+      </w:r>
+    </w:p>
+    <w:p/>
+    <w:p>
+      <w:r>
+        <w:t>- Функциональные — ЧТО система делает (пример: «контроллер включает лампу»)</w:t>
+      </w:r>
+    </w:p>
+    <w:p>
+      <w:r>
+        <w:t>- Нефункциональные — КАК делает (пример: «задержка не более 500 мс»)</w:t>
+      </w:r>
+    </w:p>
+    <w:p/>
+    <w:p>
+      <w:r>
+        <w:t>3. Виды взаимодействия:</w:t>
+      </w:r>
+    </w:p>
+    <w:p/>
+    <w:p>
+      <w:r>
+        <w:t>- Синхронное — ждёт ответ (проверка статуса)</w:t>
+      </w:r>
+    </w:p>
+    <w:p>
+      <w:r>
+        <w:t>- Асинхронное — не ждёт (отправка уведомлений</w:t>
+      </w:r>
+    </w:p>
+    <w:p/>
+    <w:p>
+      <w:r>
+        <w:t>4. API — правила обмена данными между компонентами.</w:t>
+      </w:r>
+    </w:p>
+    <w:p/>
+    <w:p>
+      <w:r>
+        <w:t xml:space="preserve">В ТЗ указывают: метод (GET/POST), </w:t>
+      </w:r>
+      <w:proofErr w:type="spellStart"/>
+      <w:r>
+        <w:t>эндпоинт</w:t>
+      </w:r>
+      <w:proofErr w:type="spellEnd"/>
+      <w:r>
+        <w:t>, параметры, ответ, ошибки.</w:t>
+      </w:r>
+    </w:p>
+    <w:p/>
+    <w:p>
+      <w:r>
+        <w:t>5. Зачем указывать протокол и формат:</w:t>
+      </w:r>
+    </w:p>
+    <w:p/>
+    <w:p>
+      <w:r>
+        <w:t>Чтобы разные разработчики создали совместимые модули, иначе один сделает JSON, другой XML — интеграция не удастся.</w:t>
+      </w:r>
+    </w:p>
+    <w:p/>
+    <w:p>
+      <w:r>
+        <w:t>6. Проблемы при нечётких требованиях:</w:t>
+      </w:r>
+    </w:p>
+    <w:p/>
+    <w:p>
+      <w:r>
+        <w:t>- Несовместимость форматов</w:t>
+      </w:r>
+    </w:p>
+    <w:p>
+      <w:r>
+        <w:t>- Зависания (нет таймаутов)</w:t>
+      </w:r>
+    </w:p>
+    <w:p>
+      <w:r>
+        <w:t>- Потеря данных</w:t>
+      </w:r>
+    </w:p>
+    <w:p>
+      <w:r>
+        <w:t>- Долгая отладка и переделки</w:t>
+      </w:r>
+    </w:p>
     <w:sectPr>
       <w:pgSz w:w="11906" w:h="16838"/>
       <w:pgMar w:top="1134" w:right="850" w:bottom="1134" w:left="1701" w:header="708" w:footer="708" w:gutter="0"/>
@@ -2325,6 +2666,119 @@
 <file path=word/numbering.xml><?xml version="1.0" encoding="utf-8"?>
 <w:numbering xmlns:wpc="http://schemas.microsoft.com/office/word/2010/wordprocessingCanvas" xmlns:cx="http://schemas.microsoft.com/office/drawing/2014/chartex" xmlns:cx1="http://schemas.microsoft.com/office/drawing/2015/9/8/chartex" xmlns:cx2="http://schemas.microsoft.com/office/drawing/2015/10/21/chartex" xmlns:cx3="http://schemas.microsoft.com/office/drawing/2016/5/9/chartex" xmlns:cx4="http://schemas.microsoft.com/office/drawing/2016/5/10/chartex" xmlns:cx5="http://schemas.microsoft.com/office/drawing/2016/5/11/chartex" xmlns:cx6="http://schemas.microsoft.com/office/drawing/2016/5/12/chartex" xmlns:cx7="http://schemas.microsoft.com/office/drawing/2016/5/13/chartex" xmlns:cx8="http://schemas.microsoft.com/office/drawing/2016/5/14/chartex" xmlns:mc="http://schemas.openxmlformats.org/markup-compatibility/2006" xmlns:aink="http://schemas.microsoft.com/office/drawing/2016/ink" xmlns:am3d="http://schemas.microsoft.com/office/drawing/2017/model3d" xmlns:o="urn:schemas-microsoft-com:office:office" xmlns:oel="http://schemas.microsoft.com/office/2019/extlst" xmlns:r="http://schemas.openxmlformats.org/officeDocument/2006/relationships" xmlns:m="http://schemas.openxmlformats.org/officeDocument/2006/math" xmlns:v="urn:schemas-microsoft-com:vml" xmlns:wp14="http://schemas.microsoft.com/office/word/2010/wordprocessingDrawing" xmlns:wp="http://schemas.openxmlformats.org/drawingml/2006/wordprocessingDrawing" xmlns:w10="urn:schemas-microsoft-com:office:word" xmlns:w="http://schemas.openxmlformats.org/wordprocessingml/2006/main" xmlns:w14="http://schemas.microsoft.com/office/word/2010/wordml" xmlns:w15="http://schemas.microsoft.com/office/word/2012/wordml" xmlns:w16cex="http://schemas.microsoft.com/office/word/2018/wordml/cex" xmlns:w16cid="http://schemas.microsoft.com/office/word/2016/wordml/cid" xmlns:w16="http://schemas.microsoft.com/office/word/2018/wordml" xmlns:w16sdtdh="http://schemas.microsoft.com/office/word/2020/wordml/sdtdatahash" xmlns:w16se="http://schemas.microsoft.com/office/word/2015/wordml/symex" xmlns:wpg="http://schemas.microsoft.com/office/word/2010/wordprocessingGroup" xmlns:wpi="http://schemas.microsoft.com/office/word/2010/wordprocessingInk" xmlns:wne="http://schemas.microsoft.com/office/word/2006/wordml" xmlns:wps="http://schemas.microsoft.com/office/word/2010/wordprocessingShape" mc:Ignorable="w14 w15 w16se w16cid w16 w16cex w16sdtdh wp14">
   <w:abstractNum w:abstractNumId="0" w15:restartNumberingAfterBreak="0">
+    <w:nsid w:val="6B49214C"/>
+    <w:multiLevelType w:val="multilevel"/>
+    <w:tmpl w:val="5544ABF2"/>
+    <w:lvl w:ilvl="0">
+      <w:start w:val="1"/>
+      <w:numFmt w:val="decimal"/>
+      <w:lvlText w:val="%1."/>
+      <w:lvlJc w:val="left"/>
+      <w:pPr>
+        <w:tabs>
+          <w:tab w:val="num" w:pos="720"/>
+        </w:tabs>
+        <w:ind w:left="720" w:hanging="360"/>
+      </w:pPr>
+    </w:lvl>
+    <w:lvl w:ilvl="1" w:tentative="1">
+      <w:start w:val="1"/>
+      <w:numFmt w:val="decimal"/>
+      <w:lvlText w:val="%2."/>
+      <w:lvlJc w:val="left"/>
+      <w:pPr>
+        <w:tabs>
+          <w:tab w:val="num" w:pos="1440"/>
+        </w:tabs>
+        <w:ind w:left="1440" w:hanging="360"/>
+      </w:pPr>
+    </w:lvl>
+    <w:lvl w:ilvl="2" w:tentative="1">
+      <w:start w:val="1"/>
+      <w:numFmt w:val="decimal"/>
+      <w:lvlText w:val="%3."/>
+      <w:lvlJc w:val="left"/>
+      <w:pPr>
+        <w:tabs>
+          <w:tab w:val="num" w:pos="2160"/>
+        </w:tabs>
+        <w:ind w:left="2160" w:hanging="360"/>
+      </w:pPr>
+    </w:lvl>
+    <w:lvl w:ilvl="3" w:tentative="1">
+      <w:start w:val="1"/>
+      <w:numFmt w:val="decimal"/>
+      <w:lvlText w:val="%4."/>
+      <w:lvlJc w:val="left"/>
+      <w:pPr>
+        <w:tabs>
+          <w:tab w:val="num" w:pos="2880"/>
+        </w:tabs>
+        <w:ind w:left="2880" w:hanging="360"/>
+      </w:pPr>
+    </w:lvl>
+    <w:lvl w:ilvl="4" w:tentative="1">
+      <w:start w:val="1"/>
+      <w:numFmt w:val="decimal"/>
+      <w:lvlText w:val="%5."/>
+      <w:lvlJc w:val="left"/>
+      <w:pPr>
+        <w:tabs>
+          <w:tab w:val="num" w:pos="3600"/>
+        </w:tabs>
+        <w:ind w:left="3600" w:hanging="360"/>
+      </w:pPr>
+    </w:lvl>
+    <w:lvl w:ilvl="5" w:tentative="1">
+      <w:start w:val="1"/>
+      <w:numFmt w:val="decimal"/>
+      <w:lvlText w:val="%6."/>
+      <w:lvlJc w:val="left"/>
+      <w:pPr>
+        <w:tabs>
+          <w:tab w:val="num" w:pos="4320"/>
+        </w:tabs>
+        <w:ind w:left="4320" w:hanging="360"/>
+      </w:pPr>
+    </w:lvl>
+    <w:lvl w:ilvl="6" w:tentative="1">
+      <w:start w:val="1"/>
+      <w:numFmt w:val="decimal"/>
+      <w:lvlText w:val="%7."/>
+      <w:lvlJc w:val="left"/>
+      <w:pPr>
+        <w:tabs>
+          <w:tab w:val="num" w:pos="5040"/>
+        </w:tabs>
+        <w:ind w:left="5040" w:hanging="360"/>
+      </w:pPr>
+    </w:lvl>
+    <w:lvl w:ilvl="7" w:tentative="1">
+      <w:start w:val="1"/>
+      <w:numFmt w:val="decimal"/>
+      <w:lvlText w:val="%8."/>
+      <w:lvlJc w:val="left"/>
+      <w:pPr>
+        <w:tabs>
+          <w:tab w:val="num" w:pos="5760"/>
+        </w:tabs>
+        <w:ind w:left="5760" w:hanging="360"/>
+      </w:pPr>
+    </w:lvl>
+    <w:lvl w:ilvl="8" w:tentative="1">
+      <w:start w:val="1"/>
+      <w:numFmt w:val="decimal"/>
+      <w:lvlText w:val="%9."/>
+      <w:lvlJc w:val="left"/>
+      <w:pPr>
+        <w:tabs>
+          <w:tab w:val="num" w:pos="6480"/>
+        </w:tabs>
+        <w:ind w:left="6480" w:hanging="360"/>
+      </w:pPr>
+    </w:lvl>
+  </w:abstractNum>
+  <w:abstractNum w:abstractNumId="1" w15:restartNumberingAfterBreak="0">
     <w:nsid w:val="75C67494"/>
     <w:multiLevelType w:val="multilevel"/>
     <w:tmpl w:val="2B74474C"/>
@@ -2442,6 +2896,9 @@
     </w:lvl>
   </w:abstractNum>
   <w:num w:numId="1" w16cid:durableId="1425885093">
+    <w:abstractNumId w:val="1"/>
+  </w:num>
+  <w:num w:numId="2" w16cid:durableId="1776753567">
     <w:abstractNumId w:val="0"/>
   </w:num>
 </w:numbering>
